--- a/docs/Artifact6.docx
+++ b/docs/Artifact6.docx
@@ -22,7 +22,7 @@
           <w:sz w:val="28"/>
           <w:szCs w:val="28"/>
         </w:rPr>
-        <w:t>Итерации и анализ ошибок</w:t>
+        <w:t>Выбор модели для</w:t>
       </w:r>
       <w:r>
         <w:rPr>
@@ -259,6 +259,57 @@
           <w:sz w:val="24"/>
           <w:szCs w:val="24"/>
         </w:rPr>
+        <w:t>Ссылка на коммит:</w:t>
+      </w:r>
+    </w:p>
+    <w:p>
+      <w:pPr>
+        <w:spacing w:after="0" w:line="360" w:lineRule="auto"/>
+        <w:ind w:firstLine="709"/>
+        <w:jc w:val="both"/>
+        <w:rPr>
+          <w:rFonts w:ascii="Times New Roman" w:hAnsi="Times New Roman" w:cs="Times New Roman"/>
+          <w:sz w:val="24"/>
+          <w:szCs w:val="24"/>
+        </w:rPr>
+      </w:pPr>
+      <w:hyperlink r:id="rId7" w:history="1">
+        <w:r>
+          <w:rPr>
+            <w:rStyle w:val="ac"/>
+            <w:rFonts w:ascii="Times New Roman" w:hAnsi="Times New Roman" w:cs="Times New Roman"/>
+            <w:sz w:val="24"/>
+            <w:szCs w:val="24"/>
+          </w:rPr>
+          <w:t>https://github.com/ItIsAnyx/Featurify/commit/7a5e89a03f2c81dbaf4c5e478072fc5700141a8b</w:t>
+        </w:r>
+      </w:hyperlink>
+      <w:r>
+        <w:rPr>
+          <w:rFonts w:ascii="Times New Roman" w:hAnsi="Times New Roman" w:cs="Times New Roman"/>
+          <w:sz w:val="24"/>
+          <w:szCs w:val="24"/>
+        </w:rPr>
+        <w:t xml:space="preserve"> </w:t>
+      </w:r>
+    </w:p>
+    <w:p>
+      <w:pPr>
+        <w:spacing w:after="0" w:line="360" w:lineRule="auto"/>
+        <w:ind w:firstLine="709"/>
+        <w:jc w:val="both"/>
+        <w:rPr>
+          <w:rFonts w:ascii="Times New Roman" w:hAnsi="Times New Roman" w:cs="Times New Roman"/>
+          <w:sz w:val="24"/>
+          <w:szCs w:val="24"/>
+        </w:rPr>
+      </w:pPr>
+      <w:r>
+        <w:rPr>
+          <w:rFonts w:ascii="Times New Roman" w:hAnsi="Times New Roman" w:cs="Times New Roman"/>
+          <w:sz w:val="24"/>
+          <w:szCs w:val="24"/>
+        </w:rPr>
         <w:t>Бизнес-цель приложения – система должна ускорить предобработку датасетов, уменьшая общее время разработки моделей машинного обучения</w:t>
       </w:r>
       <w:r>
@@ -344,55 +395,7 @@
           <w:sz w:val="24"/>
           <w:szCs w:val="24"/>
         </w:rPr>
-        <w:t>Конфиденциальность (</w:t>
-      </w:r>
-      <w:r>
-        <w:rPr>
-          <w:rFonts w:ascii="Times New Roman" w:hAnsi="Times New Roman" w:cs="Times New Roman"/>
-          <w:sz w:val="24"/>
-          <w:szCs w:val="24"/>
-        </w:rPr>
-        <w:t xml:space="preserve">Использование пользовательских данных </w:t>
-      </w:r>
-      <w:r>
-        <w:rPr>
-          <w:rFonts w:ascii="Times New Roman" w:hAnsi="Times New Roman" w:cs="Times New Roman"/>
-          <w:sz w:val="24"/>
-          <w:szCs w:val="24"/>
-        </w:rPr>
-        <w:t xml:space="preserve">из переписок) – </w:t>
-      </w:r>
-      <w:r>
-        <w:rPr>
-          <w:rFonts w:ascii="Times New Roman" w:hAnsi="Times New Roman" w:cs="Times New Roman"/>
-          <w:sz w:val="24"/>
-          <w:szCs w:val="24"/>
-        </w:rPr>
-        <w:t>данные не являются критически чувствительными</w:t>
-      </w:r>
-      <w:r>
-        <w:rPr>
-          <w:rFonts w:ascii="Times New Roman" w:hAnsi="Times New Roman" w:cs="Times New Roman"/>
-          <w:sz w:val="24"/>
-          <w:szCs w:val="24"/>
-        </w:rPr>
-        <w:t xml:space="preserve">, </w:t>
-      </w:r>
-      <w:r>
-        <w:rPr>
-          <w:rFonts w:ascii="Times New Roman" w:hAnsi="Times New Roman" w:cs="Times New Roman"/>
-          <w:sz w:val="24"/>
-          <w:szCs w:val="24"/>
-        </w:rPr>
-        <w:t>допустимо использование внешних API</w:t>
-      </w:r>
-      <w:r>
-        <w:rPr>
-          <w:rFonts w:ascii="Times New Roman" w:hAnsi="Times New Roman" w:cs="Times New Roman"/>
-          <w:sz w:val="24"/>
-          <w:szCs w:val="24"/>
-        </w:rPr>
-        <w:t>;</w:t>
+        <w:t>Конфиденциальность (Использование пользовательских данных из переписок) – данные не являются критически чувствительными, допустимо использование внешних API;</w:t>
       </w:r>
     </w:p>
     <w:p>
@@ -799,7 +802,6 @@
           <w:rFonts w:ascii="Times New Roman" w:hAnsi="Times New Roman" w:cs="Times New Roman"/>
           <w:sz w:val="24"/>
           <w:szCs w:val="24"/>
-          <w:lang w:val="en-US"/>
         </w:rPr>
       </w:pPr>
       <w:r>
@@ -1022,6 +1024,7 @@
           <w:szCs w:val="24"/>
           <w:lang w:val="en-US"/>
         </w:rPr>
+        <w:lastRenderedPageBreak/>
         <w:t>Gemini</w:t>
       </w:r>
       <w:r>
@@ -1153,7 +1156,6 @@
           <w:szCs w:val="24"/>
           <w:lang w:val="en-US"/>
         </w:rPr>
-        <w:lastRenderedPageBreak/>
         <w:t xml:space="preserve">GigaChat </w:t>
       </w:r>
       <w:r>
@@ -2322,23 +2324,7 @@
                 <w:sz w:val="24"/>
                 <w:szCs w:val="24"/>
               </w:rPr>
-              <w:t xml:space="preserve"> (1 млн токенов на входе ≈ 250 рублей, 1 млн. токенов на выходе </w:t>
-            </w:r>
-            <w:r>
-              <w:rPr>
-                <w:rFonts w:ascii="Times New Roman" w:hAnsi="Times New Roman" w:cs="Times New Roman"/>
-                <w:sz w:val="24"/>
-                <w:szCs w:val="24"/>
-              </w:rPr>
-              <w:t>≈</w:t>
-            </w:r>
-            <w:r>
-              <w:rPr>
-                <w:rFonts w:ascii="Times New Roman" w:hAnsi="Times New Roman" w:cs="Times New Roman"/>
-                <w:sz w:val="24"/>
-                <w:szCs w:val="24"/>
-              </w:rPr>
-              <w:t xml:space="preserve"> 1500 рублей)</w:t>
+              <w:t xml:space="preserve"> (1 млн токенов на входе ≈ 250 рублей, 1 млн. токенов на выходе ≈ 1500 рублей)</w:t>
             </w:r>
           </w:p>
         </w:tc>
@@ -2521,6 +2507,7 @@
           <w:sz w:val="24"/>
           <w:szCs w:val="24"/>
         </w:rPr>
+        <w:lastRenderedPageBreak/>
         <w:t xml:space="preserve">В целом, </w:t>
       </w:r>
       <w:r>
@@ -2562,16 +2549,7 @@
           <w:sz w:val="24"/>
           <w:szCs w:val="24"/>
         </w:rPr>
-        <w:t xml:space="preserve">выбор модели сужается к одному </w:t>
-      </w:r>
-      <w:r>
-        <w:rPr>
-          <w:rFonts w:ascii="Times New Roman" w:hAnsi="Times New Roman" w:cs="Times New Roman"/>
-          <w:sz w:val="24"/>
-          <w:szCs w:val="24"/>
-        </w:rPr>
-        <w:lastRenderedPageBreak/>
-        <w:t>жёсткому атрибуту – цена.</w:t>
+        <w:t>выбор модели сужается к одному жёсткому атрибуту – цена.</w:t>
       </w:r>
       <w:r>
         <w:rPr>
@@ -5231,6 +5209,7 @@
   <w:style w:type="character" w:default="1" w:styleId="a0">
     <w:name w:val="Default Paragraph Font"/>
     <w:uiPriority w:val="1"/>
+    <w:semiHidden/>
     <w:unhideWhenUsed/>
   </w:style>
   <w:style w:type="table" w:default="1" w:styleId="a1">
